--- a/Capítulo 6 - PRUEBAS INTELIGENTES Y QA AUTOMATIZADO/Resumen/ResumenCapitulo6_V1.docx
+++ b/Capítulo 6 - PRUEBAS INTELIGENTES Y QA AUTOMATIZADO/Resumen/ResumenCapitulo6_V1.docx
@@ -11,11 +11,27 @@
         </w:rPr>
       </w:pPr>
       <w:bookmarkStart w:id="0" w:name="_Toc233280895"/>
+      <w:commentRangeStart w:id="1"/>
       <w:r>
         <w:rPr>
           <w:color w:val="000000"/>
         </w:rPr>
-        <w:t>Pruebas Inteligentes y QA Automatizado</w:t>
+        <w:t>Pruebas</w:t>
+      </w:r>
+      <w:commentRangeEnd w:id="1"/>
+      <w:r>
+        <w:rPr>
+          <w:rStyle w:val="Refdecomentario"/>
+          <w:b w:val="0"/>
+          <w:bCs w:val="0"/>
+        </w:rPr>
+        <w:commentReference w:id="1"/>
+      </w:r>
+      <w:r>
+        <w:rPr>
+          <w:color w:val="000000"/>
+        </w:rPr>
+        <w:t xml:space="preserve"> Inteligentes y QA Automatizado</w:t>
       </w:r>
       <w:bookmarkEnd w:id="0"/>
     </w:p>
@@ -30,40 +46,43 @@
           <w:szCs w:val="52"/>
         </w:rPr>
       </w:pPr>
-      <w:bookmarkStart w:id="1" w:name="_Toc233280896"/>
+      <w:bookmarkStart w:id="2" w:name="_Toc233280896"/>
       <w:r>
         <w:rPr>
           <w:color w:val="000000"/>
           <w:sz w:val="52"/>
           <w:szCs w:val="52"/>
         </w:rPr>
-        <w:t>A</w:t>
-      </w:r>
-      <w:r>
+        <w:t>Autor</w:t>
+      </w:r>
+      <w:bookmarkEnd w:id="2"/>
+    </w:p>
+    <w:p>
+      <w:pPr>
+        <w:pBdr>
+          <w:top w:val="nil"/>
+          <w:left w:val="nil"/>
+          <w:bottom w:val="nil"/>
+          <w:right w:val="nil"/>
+          <w:between w:val="nil"/>
+        </w:pBdr>
+        <w:spacing w:line="300" w:lineRule="auto"/>
+        <w:jc w:val="center"/>
+        <w:rPr>
+          <w:sz w:val="36"/>
+          <w:szCs w:val="36"/>
+        </w:rPr>
+      </w:pPr>
+    </w:p>
+    <w:p>
+      <w:pPr>
+        <w:pStyle w:val="Ttulo2"/>
+        <w:jc w:val="center"/>
         <w:rPr>
           <w:color w:val="000000"/>
           <w:sz w:val="52"/>
           <w:szCs w:val="52"/>
         </w:rPr>
-        <w:t>utor</w:t>
-      </w:r>
-      <w:bookmarkEnd w:id="1"/>
-    </w:p>
-    <w:p>
-      <w:pPr>
-        <w:pBdr>
-          <w:top w:val="nil"/>
-          <w:left w:val="nil"/>
-          <w:bottom w:val="nil"/>
-          <w:right w:val="nil"/>
-          <w:between w:val="nil"/>
-        </w:pBdr>
-        <w:spacing w:line="300" w:lineRule="auto"/>
-        <w:jc w:val="center"/>
-        <w:rPr>
-          <w:sz w:val="36"/>
-          <w:szCs w:val="36"/>
-        </w:rPr>
       </w:pPr>
     </w:p>
     <w:p>
@@ -76,27 +95,16 @@
           <w:szCs w:val="52"/>
         </w:rPr>
       </w:pPr>
-    </w:p>
-    <w:p>
-      <w:pPr>
-        <w:pStyle w:val="Ttulo2"/>
-        <w:jc w:val="center"/>
+      <w:bookmarkStart w:id="3" w:name="_Toc233280897"/>
+      <w:r>
         <w:rPr>
           <w:color w:val="000000"/>
           <w:sz w:val="52"/>
           <w:szCs w:val="52"/>
         </w:rPr>
-      </w:pPr>
-      <w:bookmarkStart w:id="2" w:name="_Toc233280897"/>
-      <w:r>
-        <w:rPr>
-          <w:color w:val="000000"/>
-          <w:sz w:val="52"/>
-          <w:szCs w:val="52"/>
-        </w:rPr>
         <w:t xml:space="preserve">Departamento </w:t>
       </w:r>
-      <w:bookmarkEnd w:id="2"/>
+      <w:bookmarkEnd w:id="3"/>
     </w:p>
     <w:p>
       <w:pPr>
@@ -422,7 +430,7 @@
           <w:color w:val="000000"/>
         </w:rPr>
       </w:pPr>
-      <w:bookmarkStart w:id="3" w:name="_Toc233280898"/>
+      <w:bookmarkStart w:id="4" w:name="_Toc233280898"/>
       <w:r>
         <w:rPr>
           <w:color w:val="000000"/>
@@ -430,7 +438,7 @@
         <w:lastRenderedPageBreak/>
         <w:t>Biografía del autor</w:t>
       </w:r>
-      <w:bookmarkEnd w:id="3"/>
+      <w:bookmarkEnd w:id="4"/>
     </w:p>
     <w:p>
       <w:pPr>
@@ -813,7 +821,7 @@
           <w:color w:val="000000"/>
         </w:rPr>
       </w:pPr>
-      <w:bookmarkStart w:id="4" w:name="_Toc233280899"/>
+      <w:bookmarkStart w:id="5" w:name="_Toc233280899"/>
       <w:r>
         <w:rPr>
           <w:color w:val="000000"/>
@@ -821,11 +829,15 @@
         <w:lastRenderedPageBreak/>
         <w:t>Índice de contenidos</w:t>
       </w:r>
-      <w:bookmarkEnd w:id="4"/>
+      <w:bookmarkEnd w:id="5"/>
     </w:p>
     <w:sdt>
       <w:sdtPr>
         <w:rPr>
+          <w:rFonts w:ascii="Arial" w:eastAsia="Arial" w:hAnsi="Arial" w:cs="Arial"/>
+          <w:color w:val="auto"/>
+          <w:sz w:val="22"/>
+          <w:szCs w:val="22"/>
           <w:lang w:val="es-ES"/>
         </w:rPr>
         <w:id w:val="-1285037808"/>
@@ -836,12 +848,8 @@
       </w:sdtPr>
       <w:sdtEndPr>
         <w:rPr>
-          <w:rFonts w:ascii="Arial" w:eastAsia="Arial" w:hAnsi="Arial" w:cs="Arial"/>
           <w:b/>
           <w:bCs/>
-          <w:color w:val="auto"/>
-          <w:sz w:val="22"/>
-          <w:szCs w:val="22"/>
         </w:rPr>
       </w:sdtEndPr>
       <w:sdtContent>
@@ -2046,7 +2054,7 @@
           <w:color w:val="000000"/>
         </w:rPr>
       </w:pPr>
-      <w:bookmarkStart w:id="5" w:name="_Toc233280900"/>
+      <w:bookmarkStart w:id="6" w:name="_Toc233280900"/>
       <w:r>
         <w:rPr>
           <w:color w:val="000000"/>
@@ -2054,27 +2062,21 @@
         <w:lastRenderedPageBreak/>
         <w:t>Presentación</w:t>
       </w:r>
-      <w:bookmarkEnd w:id="5"/>
-    </w:p>
-    <w:p>
-      <w:pPr>
-        <w:pBdr>
-          <w:top w:val="nil"/>
-          <w:left w:val="nil"/>
-          <w:bottom w:val="nil"/>
-          <w:right w:val="nil"/>
-          <w:between w:val="nil"/>
-        </w:pBdr>
-        <w:spacing w:line="300" w:lineRule="auto"/>
-      </w:pPr>
-      <w:r>
-        <w:t>La evolución de la ingeniería de software moderna exige que el aseguramiento de calidad (QA) trascienda la</w:t>
-      </w:r>
-      <w:r>
-        <w:t>s técnicas manuales tradicionales, adoptando enfoques automatizados, predictivos y estructurados [5]. Este documento presenta una síntesis altamente detallada sobre cómo la inteligencia artificial, los modelos matemáticos formales y las matrices de trazabi</w:t>
-      </w:r>
-      <w:r>
-        <w:t>lidad convergen para optimizar drásticamente la validación y el ciclo de vida del software en entornos de alta exigencia.</w:t>
+      <w:bookmarkEnd w:id="6"/>
+    </w:p>
+    <w:p>
+      <w:pPr>
+        <w:pBdr>
+          <w:top w:val="nil"/>
+          <w:left w:val="nil"/>
+          <w:bottom w:val="nil"/>
+          <w:right w:val="nil"/>
+          <w:between w:val="nil"/>
+        </w:pBdr>
+        <w:spacing w:line="300" w:lineRule="auto"/>
+      </w:pPr>
+      <w:r>
+        <w:t>La evolución de la ingeniería de software moderna exige que el aseguramiento de calidad (QA) trascienda las técnicas manuales tradicionales, adoptando enfoques automatizados, predictivos y estructurados [5]. Este documento presenta una síntesis altamente detallada sobre cómo la inteligencia artificial, los modelos matemáticos formales y las matrices de trazabilidad convergen para optimizar drásticamente la validación y el ciclo de vida del software en entornos de alta exigencia.</w:t>
       </w:r>
     </w:p>
     <w:p>
@@ -2336,7 +2338,7 @@
           <w:color w:val="000000"/>
         </w:rPr>
       </w:pPr>
-      <w:bookmarkStart w:id="6" w:name="_Toc233280902"/>
+      <w:bookmarkStart w:id="7" w:name="_Toc233280902"/>
       <w:r>
         <w:rPr>
           <w:color w:val="000000"/>
@@ -2344,24 +2346,21 @@
         <w:lastRenderedPageBreak/>
         <w:t>6.1 Fundamentos de pruebas de software conectados con casos de uso, clases y prototipo del caso faro</w:t>
       </w:r>
-      <w:bookmarkEnd w:id="6"/>
-    </w:p>
-    <w:p>
-      <w:pPr>
-        <w:pBdr>
-          <w:top w:val="nil"/>
-          <w:left w:val="nil"/>
-          <w:bottom w:val="nil"/>
-          <w:right w:val="nil"/>
-          <w:between w:val="nil"/>
-        </w:pBdr>
-        <w:spacing w:line="300" w:lineRule="auto"/>
-      </w:pPr>
-      <w:r>
-        <w:t>El desarrollo de software está intrínsecamente sujeto a múltiples errores humanos, por lo que las prue</w:t>
-      </w:r>
-      <w:r>
-        <w:t xml:space="preserve">bas exhaustivas son vitales para identificar fallas en etapas tempranas [1]. Para optimizar este proceso crítico, </w:t>
+      <w:bookmarkEnd w:id="7"/>
+    </w:p>
+    <w:p>
+      <w:pPr>
+        <w:pBdr>
+          <w:top w:val="nil"/>
+          <w:left w:val="nil"/>
+          <w:bottom w:val="nil"/>
+          <w:right w:val="nil"/>
+          <w:between w:val="nil"/>
+        </w:pBdr>
+        <w:spacing w:line="300" w:lineRule="auto"/>
+      </w:pPr>
+      <w:r>
+        <w:t xml:space="preserve">El desarrollo de software está intrínsecamente sujeto a múltiples errores humanos, por lo que las pruebas exhaustivas son vitales para identificar fallas en etapas tempranas [1]. Para optimizar este proceso crítico, </w:t>
       </w:r>
       <w:proofErr w:type="spellStart"/>
       <w:r>
@@ -2377,31 +2376,34 @@
       </w:r>
       <w:proofErr w:type="spellEnd"/>
       <w:r>
-        <w:t xml:space="preserve"> (2023) señalan que las Pruebas Basadas en Modelos (MBT) han surgido como una metodología predominante, donde los casos d</w:t>
-      </w:r>
-      <w:r>
-        <w:t>e prueba se autogeneran desde los modelos del sistema operando bajo una naturaleza de caja negra [1]. Esto permite iniciar las validaciones sin requerir acceso al código fuente, reduciendo de manera drástica el esfuerzo humano y el tiempo de comercializaci</w:t>
-      </w:r>
-      <w:r>
-        <w:t>ón [1].</w:t>
-      </w:r>
-    </w:p>
-    <w:p>
-      <w:pPr>
-        <w:pBdr>
-          <w:top w:val="nil"/>
-          <w:left w:val="nil"/>
-          <w:bottom w:val="nil"/>
-          <w:right w:val="nil"/>
-          <w:between w:val="nil"/>
-        </w:pBdr>
-        <w:spacing w:line="300" w:lineRule="auto"/>
-      </w:pPr>
-      <w:r>
-        <w:t>El Lenguaje de Modelado Unificado (UML), y específicamente su Diagrama de Actividades, es extensamente utilizado para modelar el flujo de trabajo dinámico de los sistemas [1]. No obstante, la principal limitación de estos diagramas radica en su fal</w:t>
-      </w:r>
-      <w:r>
-        <w:t xml:space="preserve">ta de semántica formal, lo que provoca inconsistencias, problemas de transformación y ambigüedades interpretativas que obstaculizan la automatización directa [1]. Para subsanar esto de forma concluyente, la investigación de </w:t>
+        <w:t xml:space="preserve"> (2023) señalan que las Pruebas Basadas en Modelos (MBT) han surgido como una metodología predominante, donde los casos de prueba se autogeneran desde los modelos del sistema operando bajo una naturaleza de caja negra [1]. Esto permite iniciar las validaciones sin requerir acceso al código fuente, reduciendo de manera drástica el esfuerzo humano y el tiempo de comercialización [1].</w:t>
+      </w:r>
+    </w:p>
+    <w:p>
+      <w:pPr>
+        <w:pBdr>
+          <w:top w:val="nil"/>
+          <w:left w:val="nil"/>
+          <w:bottom w:val="nil"/>
+          <w:right w:val="nil"/>
+          <w:between w:val="nil"/>
+        </w:pBdr>
+        <w:spacing w:line="300" w:lineRule="auto"/>
+      </w:pPr>
+    </w:p>
+    <w:p>
+      <w:pPr>
+        <w:pBdr>
+          <w:top w:val="nil"/>
+          <w:left w:val="nil"/>
+          <w:bottom w:val="nil"/>
+          <w:right w:val="nil"/>
+          <w:between w:val="nil"/>
+        </w:pBdr>
+        <w:spacing w:line="300" w:lineRule="auto"/>
+      </w:pPr>
+      <w:r>
+        <w:t xml:space="preserve">El Lenguaje de Modelado Unificado (UML), y específicamente su Diagrama de Actividades, es extensamente utilizado para modelar el flujo de trabajo dinámico de los sistemas [1]. No obstante, la principal limitación de estos diagramas radica en su falta de semántica formal, lo que provoca inconsistencias, problemas de transformación y ambigüedades interpretativas que obstaculizan la automatización directa [1]. Para subsanar esto de forma concluyente, la investigación de </w:t>
       </w:r>
       <w:proofErr w:type="spellStart"/>
       <w:r>
@@ -2417,13 +2419,7 @@
       </w:r>
       <w:proofErr w:type="spellEnd"/>
       <w:r>
-        <w:t xml:space="preserve"> (2023) pro</w:t>
-      </w:r>
-      <w:r>
-        <w:t xml:space="preserve">pone transformar estos diagramas de actividad en un modelo matemático riguroso conocido como Máquina de Estados Finitos Extendida (EFSM) [1]. Este modelo EFSM se representa formalmente mediante una tupla de seis elementos que define los estados iniciales, </w:t>
-      </w:r>
-      <w:r>
-        <w:t>variables de contexto, entradas de transición, salidas, y predicados [1].</w:t>
+        <w:t xml:space="preserve"> (2023) propone transformar estos diagramas de actividad en un modelo matemático riguroso conocido como Máquina de Estados Finitos Extendida (EFSM) [1]. Este modelo EFSM se representa formalmente mediante una tupla de seis elementos que define los estados iniciales, variables de contexto, entradas de transición, salidas, y predicados [1].</w:t>
       </w:r>
     </w:p>
     <w:p>
@@ -2446,10 +2442,7 @@
       </w:r>
       <w:proofErr w:type="spellEnd"/>
       <w:r>
-        <w:t xml:space="preserve"> opera creando nuevos estados y transiciones en función de </w:t>
-      </w:r>
-      <w:r>
-        <w:t xml:space="preserve">las condiciones booleanas de flujo de control, mientras que la regla </w:t>
+        <w:t xml:space="preserve"> opera creando nuevos estados y transiciones en función de las condiciones booleanas de flujo de control, mientras que la regla </w:t>
       </w:r>
       <w:proofErr w:type="spellStart"/>
       <w:r>
@@ -2457,10 +2450,34 @@
       </w:r>
       <w:proofErr w:type="spellEnd"/>
       <w:r>
-        <w:t xml:space="preserve"> consolida múltiples flujos de control en una transición unificada sin requerir sincronización adicional [1]. Una vez obtenida la estructura formal EFSM, se utilizan herramienta</w:t>
-      </w:r>
-      <w:r>
-        <w:t xml:space="preserve">s como ATL (Atlas </w:t>
+        <w:t xml:space="preserve"> consolida múltiples flujos de control en una transición unificada sin requerir sincronización adicional [1].</w:t>
+      </w:r>
+    </w:p>
+    <w:p>
+      <w:pPr>
+        <w:pBdr>
+          <w:top w:val="nil"/>
+          <w:left w:val="nil"/>
+          <w:bottom w:val="nil"/>
+          <w:right w:val="nil"/>
+          <w:between w:val="nil"/>
+        </w:pBdr>
+        <w:spacing w:line="300" w:lineRule="auto"/>
+      </w:pPr>
+    </w:p>
+    <w:p>
+      <w:pPr>
+        <w:pBdr>
+          <w:top w:val="nil"/>
+          <w:left w:val="nil"/>
+          <w:bottom w:val="nil"/>
+          <w:right w:val="nil"/>
+          <w:between w:val="nil"/>
+        </w:pBdr>
+        <w:spacing w:line="300" w:lineRule="auto"/>
+      </w:pPr>
+      <w:r>
+        <w:t xml:space="preserve">Una vez obtenida la estructura formal EFSM, se utilizan herramientas como ATL (Atlas </w:t>
       </w:r>
       <w:proofErr w:type="spellStart"/>
       <w:r>
@@ -2480,22 +2497,28 @@
       </w:r>
       <w:proofErr w:type="spellStart"/>
       <w:r>
+        <w:rPr>
+          <w:highlight w:val="yellow"/>
+        </w:rPr>
         <w:t>JUnit</w:t>
       </w:r>
       <w:proofErr w:type="spellEnd"/>
       <w:r>
+        <w:rPr>
+          <w:highlight w:val="yellow"/>
+        </w:rPr>
         <w:t xml:space="preserve"> y </w:t>
       </w:r>
       <w:proofErr w:type="spellStart"/>
       <w:r>
+        <w:rPr>
+          <w:highlight w:val="yellow"/>
+        </w:rPr>
         <w:t>ModelJUnit</w:t>
       </w:r>
       <w:proofErr w:type="spellEnd"/>
       <w:r>
-        <w:t xml:space="preserve"> para generar automáticamente los casos de prueba ejecutables [1]. Como se puede observar en la Figura 1 a continuación, el diagrama de actividades inicial</w:t>
-      </w:r>
-      <w:r>
-        <w:t xml:space="preserve"> se traduce algorítmicamente a un modelo EFSM, permitiendo rastrear con precisión la cobertura métrica de estados, acciones y transiciones del sistema.</w:t>
+        <w:t xml:space="preserve"> para generar automáticamente los casos de prueba ejecutables [1]. Como se puede observar en la Figura 1 a continuación, el diagrama de actividades inicial se traduce algorítmicamente a un modelo EFSM, permitiendo rastrear con precisión la cobertura métrica de estados, acciones y transiciones del sistema.</w:t>
       </w:r>
     </w:p>
     <w:p>
@@ -2530,7 +2553,7 @@
                     </pic:cNvPicPr>
                   </pic:nvPicPr>
                   <pic:blipFill>
-                    <a:blip r:embed="rId6">
+                    <a:blip r:embed="rId10">
                       <a:extLst>
                         <a:ext uri="{28A0092B-C50C-407E-A947-70E740481C1C}">
                           <a14:useLocalDpi xmlns:a14="http://schemas.microsoft.com/office/drawing/2010/main" val="0"/>
@@ -2595,49 +2618,40 @@
           <w:b/>
           <w:bCs/>
         </w:rPr>
-        <w:t>Número de Figura 1</w:t>
-      </w:r>
-    </w:p>
-    <w:p>
-      <w:pPr>
-        <w:pBdr>
-          <w:top w:val="nil"/>
-          <w:left w:val="nil"/>
-          <w:bottom w:val="nil"/>
-          <w:right w:val="nil"/>
-          <w:between w:val="nil"/>
-        </w:pBdr>
-        <w:spacing w:line="300" w:lineRule="auto"/>
-        <w:jc w:val="center"/>
+        <w:t xml:space="preserve">Número </w:t>
+      </w:r>
+      <w:r>
         <w:rPr>
           <w:b/>
           <w:bCs/>
-        </w:rPr>
-      </w:pPr>
-      <w:r>
+          <w:highlight w:val="yellow"/>
+        </w:rPr>
+        <w:t>de Figura 1</w:t>
+      </w:r>
+    </w:p>
+    <w:p>
+      <w:pPr>
+        <w:pBdr>
+          <w:top w:val="nil"/>
+          <w:left w:val="nil"/>
+          <w:bottom w:val="nil"/>
+          <w:right w:val="nil"/>
+          <w:between w:val="nil"/>
+        </w:pBdr>
+        <w:spacing w:line="300" w:lineRule="auto"/>
+        <w:jc w:val="center"/>
         <w:rPr>
           <w:b/>
           <w:bCs/>
         </w:rPr>
-        <w:t xml:space="preserve"> Diagrama conceptual de transformación de UML a EFSM</w:t>
-      </w:r>
-    </w:p>
-    <w:p>
-      <w:pPr>
-        <w:pBdr>
-          <w:top w:val="nil"/>
-          <w:left w:val="nil"/>
-          <w:bottom w:val="nil"/>
-          <w:right w:val="nil"/>
-          <w:between w:val="nil"/>
-        </w:pBdr>
-        <w:spacing w:line="300" w:lineRule="auto"/>
-        <w:jc w:val="center"/>
+      </w:pPr>
+      <w:r>
         <w:rPr>
           <w:b/>
           <w:bCs/>
         </w:rPr>
-      </w:pPr>
+        <w:t xml:space="preserve"> Diagrama conceptual de transformación de UML a EFSM</w:t>
+      </w:r>
     </w:p>
     <w:p>
       <w:pPr>
@@ -2650,6 +2664,23 @@
         </w:pBdr>
         <w:spacing w:line="300" w:lineRule="auto"/>
         <w:jc w:val="center"/>
+        <w:rPr>
+          <w:b/>
+          <w:bCs/>
+        </w:rPr>
+      </w:pPr>
+    </w:p>
+    <w:p>
+      <w:pPr>
+        <w:pBdr>
+          <w:top w:val="nil"/>
+          <w:left w:val="nil"/>
+          <w:bottom w:val="nil"/>
+          <w:right w:val="nil"/>
+          <w:between w:val="nil"/>
+        </w:pBdr>
+        <w:spacing w:line="300" w:lineRule="auto"/>
+        <w:jc w:val="center"/>
       </w:pPr>
       <w:r>
         <w:t xml:space="preserve">Nota de figura. El esquema detalla el proceso de traducción de un diagrama de actividades </w:t>
@@ -2682,7 +2713,7 @@
           <w:color w:val="000000"/>
         </w:rPr>
       </w:pPr>
-      <w:bookmarkStart w:id="7" w:name="_Toc233280903"/>
+      <w:bookmarkStart w:id="8" w:name="_Toc233280903"/>
       <w:r>
         <w:rPr>
           <w:color w:val="000000"/>
@@ -2696,7 +2727,7 @@
         </w:rPr>
         <w:t>IAGen</w:t>
       </w:r>
-      <w:bookmarkEnd w:id="7"/>
+      <w:bookmarkEnd w:id="8"/>
       <w:proofErr w:type="spellEnd"/>
     </w:p>
     <w:p>
@@ -2719,10 +2750,7 @@
       </w:r>
       <w:proofErr w:type="spellEnd"/>
       <w:r>
-        <w:t xml:space="preserve"> et al. (2025) documentan que la integración de herramientas impulsadas por Intelig</w:t>
-      </w:r>
-      <w:r>
-        <w:t xml:space="preserve">encia Artificial Generativa (como Modelos de Lenguaje Grande o </w:t>
+        <w:t xml:space="preserve"> et al. (2025) documentan que la integración de herramientas impulsadas por Inteligencia Artificial Generativa (como Modelos de Lenguaje Grande o </w:t>
       </w:r>
       <w:proofErr w:type="spellStart"/>
       <w:r>
@@ -2738,11 +2766,20 @@
       </w:r>
       <w:proofErr w:type="spellEnd"/>
       <w:r>
-        <w:t xml:space="preserve"> avanzado para analizar</w:t>
-      </w:r>
-      <w:r>
-        <w:t xml:space="preserve"> el código fuente, predecir rutas de fallo potenciales y generar casos de prueba con mínima intervención humana [2].</w:t>
-      </w:r>
+        <w:t xml:space="preserve"> avanzado para analizar el código fuente, predecir rutas de fallo potenciales y generar casos de prueba con mínima intervención humana [2].</w:t>
+      </w:r>
+    </w:p>
+    <w:p>
+      <w:pPr>
+        <w:pBdr>
+          <w:top w:val="nil"/>
+          <w:left w:val="nil"/>
+          <w:bottom w:val="nil"/>
+          <w:right w:val="nil"/>
+          <w:between w:val="nil"/>
+        </w:pBdr>
+        <w:spacing w:line="300" w:lineRule="auto"/>
+      </w:pPr>
     </w:p>
     <w:p>
       <w:pPr>
@@ -2764,10 +2801,7 @@
       </w:r>
       <w:proofErr w:type="spellEnd"/>
       <w:r>
-        <w:t xml:space="preserve"> et al. (2025) condujeron un experimento exhaustivo utilizando 30 problemas estru</w:t>
-      </w:r>
-      <w:r>
-        <w:t xml:space="preserve">cturales extraídos de </w:t>
+        <w:t xml:space="preserve"> et al. (2025) condujeron un experimento exhaustivo utilizando 30 problemas estructurales extraídos de </w:t>
       </w:r>
       <w:proofErr w:type="spellStart"/>
       <w:r>
@@ -2799,10 +2833,7 @@
       </w:r>
       <w:proofErr w:type="spellEnd"/>
       <w:r>
-        <w:t>), manejo de cadenas (Strings), arreglos y algoritmos de recursividad [2]. Los resultados revelaron un contraste significativo entre las plataformas lídere</w:t>
-      </w:r>
-      <w:r>
-        <w:t xml:space="preserve">s: </w:t>
+        <w:t xml:space="preserve">), manejo de cadenas (Strings), arreglos y algoritmos de recursividad [2]. Los resultados revelaron un contraste significativo entre las plataformas líderes: </w:t>
       </w:r>
       <w:proofErr w:type="spellStart"/>
       <w:r>
@@ -2810,7 +2841,22 @@
       </w:r>
       <w:proofErr w:type="spellEnd"/>
       <w:r>
-        <w:t xml:space="preserve"> y Gemini. Según este estudio, </w:t>
+        <w:t xml:space="preserve"> y Gemini. </w:t>
+      </w:r>
+    </w:p>
+    <w:p>
+      <w:pPr>
+        <w:pBdr>
+          <w:top w:val="nil"/>
+          <w:left w:val="nil"/>
+          <w:bottom w:val="nil"/>
+          <w:right w:val="nil"/>
+          <w:between w:val="nil"/>
+        </w:pBdr>
+        <w:spacing w:line="300" w:lineRule="auto"/>
+      </w:pPr>
+      <w:r>
+        <w:t xml:space="preserve">Según este estudio, </w:t>
       </w:r>
       <w:proofErr w:type="spellStart"/>
       <w:r>
@@ -2818,10 +2864,11 @@
       </w:r>
       <w:proofErr w:type="spellEnd"/>
       <w:r>
-        <w:t xml:space="preserve"> demostró una precisión superior y consistente, logrando una cobertura de código del 100% incluso al enfrentarse a constructos lógicos intrincados como condicionales anidados y funciones recursivas profundas </w:t>
-      </w:r>
-      <w:r>
-        <w:t xml:space="preserve">(por ejemplo, iteraciones de la serie de Fibonacci y algoritmos de ordenamiento </w:t>
+        <w:t xml:space="preserve"> demostró una precisión superior y consistente, logrando una cobertura de código del 100% incluso al enfrentarse a constructos lógicos intrincados como condicionales anidados y funciones recursivas profundas (por ejemplo, iteraciones de la serie </w:t>
+      </w:r>
+      <w:r>
+        <w:lastRenderedPageBreak/>
+        <w:t xml:space="preserve">de Fibonacci y algoritmos de ordenamiento </w:t>
       </w:r>
       <w:proofErr w:type="spellStart"/>
       <w:r>
@@ -2844,11 +2891,7 @@
         <w:spacing w:line="300" w:lineRule="auto"/>
       </w:pPr>
       <w:r>
-        <w:lastRenderedPageBreak/>
-        <w:t>Por otro lado, aunque Gemini probó ser rápido y eficiente en problemas de baja complejidad, su rendimiento osciló entre el 60% y el 100% de precisión al tratar escenarios avanzados [2]. Específicamente, Gemini presentó debilidades notables al momento de ge</w:t>
-      </w:r>
-      <w:r>
-        <w:t>nerar pruebas integrales para algoritmos recursivos, fallando en la identificación exhaustiva de todos los casos límite (</w:t>
+        <w:t>Por otro lado, aunque Gemini probó ser rápido y eficiente en problemas de baja complejidad, su rendimiento osciló entre el 60% y el 100% de precisión al tratar escenarios avanzados [2]. Específicamente, Gemini presentó debilidades notables al momento de generar pruebas integrales para algoritmos recursivos, fallando en la identificación exhaustiva de todos los casos límite (</w:t>
       </w:r>
       <w:proofErr w:type="spellStart"/>
       <w:r>
@@ -2856,13 +2899,22 @@
       </w:r>
       <w:proofErr w:type="spellEnd"/>
       <w:r>
-        <w:t xml:space="preserve"> cases) y generando en ocasiones pruebas redundantes que no aportaban valor a la cobertura de decisión [2]. La investigación conclu</w:t>
-      </w:r>
-      <w:r>
-        <w:t xml:space="preserve">ye que, si bien la IA generativa agiliza la cobertura básica, la supervisión de un ingeniero de QA sigue siendo imperativa para refinar los escenarios altamente complejos y evitar sesgos de alucinación del modelo [2]. Como se puede observar en la Figura 2 </w:t>
-      </w:r>
-      <w:r>
-        <w:t>a continuación, el rendimiento comparativo y la dinámica de revisión humana ilustran cómo se debe abordar la evaluación asistida por IA.</w:t>
+        <w:t xml:space="preserve"> cases) y generando en ocasiones pruebas redundantes que no aportaban valor a la cobertura de decisión [2]. La investigación concluye que, si bien la IA generativa agiliza la cobertura básica, la supervisión de un ingeniero de QA sigue siendo imperativa para refinar los escenarios altamente complejos y evitar sesgos de alucinación del modelo [2]. </w:t>
+      </w:r>
+    </w:p>
+    <w:p>
+      <w:pPr>
+        <w:pBdr>
+          <w:top w:val="nil"/>
+          <w:left w:val="nil"/>
+          <w:bottom w:val="nil"/>
+          <w:right w:val="nil"/>
+          <w:between w:val="nil"/>
+        </w:pBdr>
+        <w:spacing w:line="300" w:lineRule="auto"/>
+      </w:pPr>
+      <w:r>
+        <w:t>Como se puede observar en la Figura 2 a continuación, el rendimiento comparativo y la dinámica de revisión humana ilustran cómo se debe abordar la evaluación asistida por IA.</w:t>
       </w:r>
     </w:p>
     <w:p>
@@ -2897,7 +2949,7 @@
                     </pic:cNvPicPr>
                   </pic:nvPicPr>
                   <pic:blipFill>
-                    <a:blip r:embed="rId7">
+                    <a:blip r:embed="rId11">
                       <a:extLst>
                         <a:ext uri="{28A0092B-C50C-407E-A947-70E740481C1C}">
                           <a14:useLocalDpi xmlns:a14="http://schemas.microsoft.com/office/drawing/2010/main" val="0"/>
@@ -3023,10 +3075,7 @@
         <w:jc w:val="center"/>
       </w:pPr>
       <w:r>
-        <w:t>Nota de figura. Análisis visual de la precisión generativa y la</w:t>
-      </w:r>
-      <w:r>
-        <w:t xml:space="preserve"> necesidad de supervisión manual en algoritmos estructurales y recursivos.</w:t>
+        <w:t>Nota de figura. Análisis visual de la precisión generativa y la necesidad de supervisión manual en algoritmos estructurales y recursivos.</w:t>
       </w:r>
     </w:p>
     <w:p>
@@ -3074,7 +3123,7 @@
           <w:color w:val="000000"/>
         </w:rPr>
       </w:pPr>
-      <w:bookmarkStart w:id="8" w:name="_Toc233280904"/>
+      <w:bookmarkStart w:id="9" w:name="_Toc233280904"/>
       <w:r>
         <w:rPr>
           <w:color w:val="000000"/>
@@ -3082,24 +3131,21 @@
         <w:lastRenderedPageBreak/>
         <w:t>6.3 Aseguramiento de calidad inteligente: criterios, evidencias y defectos frecuentes</w:t>
       </w:r>
-      <w:bookmarkEnd w:id="8"/>
-    </w:p>
-    <w:p>
-      <w:pPr>
-        <w:pBdr>
-          <w:top w:val="nil"/>
-          <w:left w:val="nil"/>
-          <w:bottom w:val="nil"/>
-          <w:right w:val="nil"/>
-          <w:between w:val="nil"/>
-        </w:pBdr>
-        <w:spacing w:line="300" w:lineRule="auto"/>
-      </w:pPr>
-      <w:r>
-        <w:t>En sectores críticos como la salud, defensa y aeroespacial, un defecto de software puede desen</w:t>
-      </w:r>
-      <w:r>
-        <w:t xml:space="preserve">cadenar consecuencias catastróficas, lo que hace inaceptable depender únicamente de pruebas reactivas [3]. </w:t>
+      <w:bookmarkEnd w:id="9"/>
+    </w:p>
+    <w:p>
+      <w:pPr>
+        <w:pBdr>
+          <w:top w:val="nil"/>
+          <w:left w:val="nil"/>
+          <w:bottom w:val="nil"/>
+          <w:right w:val="nil"/>
+          <w:between w:val="nil"/>
+        </w:pBdr>
+        <w:spacing w:line="300" w:lineRule="auto"/>
+      </w:pPr>
+      <w:r>
+        <w:t xml:space="preserve">En sectores críticos como la salud, defensa y aeroespacial, un defecto de software puede desencadenar consecuencias catastróficas, lo que hace inaceptable depender únicamente de pruebas reactivas [3]. </w:t>
       </w:r>
       <w:proofErr w:type="spellStart"/>
       <w:r>
@@ -3107,10 +3153,7 @@
       </w:r>
       <w:proofErr w:type="spellEnd"/>
       <w:r>
-        <w:t xml:space="preserve"> et al. (2022) argumentan que la efectividad moderna de QA radica en la predicción proactiva, implementando métodos dirigidos por datos (Dat</w:t>
-      </w:r>
-      <w:r>
-        <w:t>a-</w:t>
+        <w:t xml:space="preserve"> et al. (2022) argumentan que la efectividad moderna de QA radica en la predicción proactiva, implementando métodos dirigidos por datos (Data-</w:t>
       </w:r>
       <w:proofErr w:type="spellStart"/>
       <w:r>
@@ -3126,28 +3169,22 @@
       </w:r>
       <w:proofErr w:type="spellEnd"/>
       <w:r>
-        <w:t xml:space="preserve"> de McC</w:t>
-      </w:r>
-      <w:r>
-        <w:t>abe y las métricas de volumen de Halstead) para clasificar los módulos según su probabilidad de fallo [3].</w:t>
-      </w:r>
-    </w:p>
-    <w:p>
-      <w:pPr>
-        <w:pBdr>
-          <w:top w:val="nil"/>
-          <w:left w:val="nil"/>
-          <w:bottom w:val="nil"/>
-          <w:right w:val="nil"/>
-          <w:between w:val="nil"/>
-        </w:pBdr>
-        <w:spacing w:line="300" w:lineRule="auto"/>
-      </w:pPr>
-      <w:r>
-        <w:t>El desarrollo de estos modelos enfrenta un obstáculo estadístico crítico: el desbalance extremo de clases. En bases de datos reales, los módulos sano</w:t>
-      </w:r>
-      <w:r>
-        <w:t xml:space="preserve">s superan abrumadoramente a los defectuosos (en el </w:t>
+        <w:t xml:space="preserve"> de McCabe y las métricas de volumen de Halstead) para clasificar los módulos según su probabilidad de fallo [3].</w:t>
+      </w:r>
+    </w:p>
+    <w:p>
+      <w:pPr>
+        <w:pBdr>
+          <w:top w:val="nil"/>
+          <w:left w:val="nil"/>
+          <w:bottom w:val="nil"/>
+          <w:right w:val="nil"/>
+          <w:between w:val="nil"/>
+        </w:pBdr>
+        <w:spacing w:line="300" w:lineRule="auto"/>
+      </w:pPr>
+      <w:r>
+        <w:t xml:space="preserve">El desarrollo de estos modelos enfrenta un obstáculo estadístico crítico: el desbalance extremo de clases. En bases de datos reales, los módulos sanos superan abrumadoramente a los defectuosos (en el </w:t>
       </w:r>
       <w:proofErr w:type="spellStart"/>
       <w:r>
@@ -3163,10 +3200,7 @@
       </w:r>
       <w:proofErr w:type="spellEnd"/>
       <w:r>
-        <w:t xml:space="preserve"> et al. (2022) aplican una estrategia de prepro</w:t>
-      </w:r>
-      <w:r>
-        <w:t xml:space="preserve">cesamiento dual. Primero, se utiliza la técnica ASKB (Adaptive </w:t>
+        <w:t xml:space="preserve"> et al. (2022) aplican una estrategia de preprocesamiento dual. Primero, se utiliza la técnica ASKB (Adaptive </w:t>
       </w:r>
       <w:proofErr w:type="spellStart"/>
       <w:r>
@@ -3214,10 +3248,7 @@
       </w:r>
       <w:proofErr w:type="spellEnd"/>
       <w:r>
-        <w:t xml:space="preserve"> Data)</w:t>
-      </w:r>
-      <w:r>
-        <w:t xml:space="preserve"> para generar muestras sintéticas realistas de la clase defectuosa, logrando un equilibrio perfecto en los datos de entrenamiento [3].</w:t>
+        <w:t xml:space="preserve"> Data) para generar muestras sintéticas realistas de la clase defectuosa, logrando un equilibrio perfecto en los datos de entrenamiento [3].</w:t>
       </w:r>
     </w:p>
     <w:p>
@@ -3248,10 +3279,7 @@
       </w:r>
       <w:proofErr w:type="spellEnd"/>
       <w:r>
-        <w:t xml:space="preserve"> Forest (un algoritmo de conjunto) ofrece un rendimiento sustancialm</w:t>
-      </w:r>
-      <w:r>
-        <w:t xml:space="preserve">ente superior frente a las Redes Neuronales, los clasificadores </w:t>
+        <w:t xml:space="preserve"> Forest (un algoritmo de conjunto) ofrece un rendimiento sustancialmente superior frente a las Redes Neuronales, los clasificadores </w:t>
       </w:r>
       <w:proofErr w:type="spellStart"/>
       <w:r>
@@ -3275,10 +3303,7 @@
       </w:r>
       <w:proofErr w:type="spellEnd"/>
       <w:r>
-        <w:t xml:space="preserve"> del 97.8% y un F1-score del 98.2%, validando su capacidad superior</w:t>
-      </w:r>
-      <w:r>
-        <w:t xml:space="preserve"> para manejar datos de alta dimensionalidad en entornos de calidad de software [3]. Como se puede observar en la Figura 3 a continuación, la arquitectura de </w:t>
+        <w:t xml:space="preserve"> del 97.8% y un F1-score del 98.2%, validando su capacidad superior para manejar datos de alta dimensionalidad en entornos de calidad de software [3]. Como se puede observar en la Figura 3 a continuación, la arquitectura de </w:t>
       </w:r>
       <w:proofErr w:type="spellStart"/>
       <w:r>
@@ -3286,10 +3311,7 @@
       </w:r>
       <w:proofErr w:type="spellEnd"/>
       <w:r>
-        <w:t xml:space="preserve"> Forest divide aleatoriamente el conjunto de datos y consolida las predicciones independiente</w:t>
-      </w:r>
-      <w:r>
-        <w:t>s de múltiples árboles para emitir el dictamen final sobre la vulnerabilidad del código.</w:t>
+        <w:t xml:space="preserve"> Forest divide aleatoriamente el conjunto de datos y consolida las predicciones independientes de múltiples árboles para emitir el dictamen final sobre la vulnerabilidad del código.</w:t>
       </w:r>
     </w:p>
     <w:p>
@@ -3324,7 +3346,7 @@
                     </pic:cNvPicPr>
                   </pic:nvPicPr>
                   <pic:blipFill>
-                    <a:blip r:embed="rId8">
+                    <a:blip r:embed="rId12">
                       <a:extLst>
                         <a:ext uri="{28A0092B-C50C-407E-A947-70E740481C1C}">
                           <a14:useLocalDpi xmlns:a14="http://schemas.microsoft.com/office/drawing/2010/main" val="0"/>
@@ -3445,10 +3467,7 @@
         <w:jc w:val="center"/>
       </w:pPr>
       <w:r>
-        <w:t>Nota de figura. Representación del particionamiento de datos y la consolidación de predicciones algorítmicas de los</w:t>
-      </w:r>
-      <w:r>
-        <w:t xml:space="preserve"> árboles de decisión.</w:t>
+        <w:t>Nota de figura. Representación del particionamiento de datos y la consolidación de predicciones algorítmicas de los árboles de decisión.</w:t>
       </w:r>
     </w:p>
     <w:p>
@@ -3470,31 +3489,28 @@
           <w:color w:val="000000"/>
         </w:rPr>
       </w:pPr>
-      <w:bookmarkStart w:id="9" w:name="_Toc233280905"/>
+      <w:bookmarkStart w:id="10" w:name="_Toc233280905"/>
       <w:r>
         <w:rPr>
           <w:color w:val="000000"/>
         </w:rPr>
         <w:t>6.4 Trazabilidad entre análisis, diseño, implementación y pruebas</w:t>
       </w:r>
-      <w:bookmarkEnd w:id="9"/>
-    </w:p>
-    <w:p>
-      <w:pPr>
-        <w:pBdr>
-          <w:top w:val="nil"/>
-          <w:left w:val="nil"/>
-          <w:bottom w:val="nil"/>
-          <w:right w:val="nil"/>
-          <w:between w:val="nil"/>
-        </w:pBdr>
-        <w:spacing w:line="300" w:lineRule="auto"/>
-      </w:pPr>
-      <w:r>
-        <w:t>A diferencia de la manufactura tradicional, los productos de software son extremadamente maleables, alterando su estructura funcional constantemente a lo largo del pro</w:t>
-      </w:r>
-      <w:r>
-        <w:t xml:space="preserve">ceso de desarrollo [4]. </w:t>
+      <w:bookmarkEnd w:id="10"/>
+    </w:p>
+    <w:p>
+      <w:pPr>
+        <w:pBdr>
+          <w:top w:val="nil"/>
+          <w:left w:val="nil"/>
+          <w:bottom w:val="nil"/>
+          <w:right w:val="nil"/>
+          <w:between w:val="nil"/>
+        </w:pBdr>
+        <w:spacing w:line="300" w:lineRule="auto"/>
+      </w:pPr>
+      <w:r>
+        <w:t xml:space="preserve">A diferencia de la manufactura tradicional, los productos de software son extremadamente maleables, alterando su estructura funcional constantemente a lo largo del proceso de desarrollo [4]. </w:t>
       </w:r>
       <w:proofErr w:type="spellStart"/>
       <w:r>
@@ -3502,31 +3518,22 @@
       </w:r>
       <w:proofErr w:type="spellEnd"/>
       <w:r>
-        <w:t xml:space="preserve"> Villa et al. (2024) advierten que, sin una trazabilidad rigurosa, los equipos de ingeniería corren el riesgo inminente de perder de vista los requisitos originales introduciendo modificaciones arbitrarias [4]. La falta de cont</w:t>
-      </w:r>
-      <w:r>
-        <w:t>rol desemboca en requerimientos huérfanos, presupuestos excedidos y una severa degradación en la fiabilidad del proyecto final [4].</w:t>
-      </w:r>
-    </w:p>
-    <w:p>
-      <w:pPr>
-        <w:pBdr>
-          <w:top w:val="nil"/>
-          <w:left w:val="nil"/>
-          <w:bottom w:val="nil"/>
-          <w:right w:val="nil"/>
-          <w:between w:val="nil"/>
-        </w:pBdr>
-        <w:spacing w:line="300" w:lineRule="auto"/>
-      </w:pPr>
-      <w:r>
-        <w:t>Para solventar esta carencia, la Matriz de Trazabilidad de Requisitos (RTM) se posiciona como un artefacto indispensable que</w:t>
-      </w:r>
-      <w:r>
-        <w:t xml:space="preserve"> asegura que cada necesidad del cliente esté conectada jerárquicamente a un bloque de código y a su respectivo caso de prueba [4]. A través de una exhaustiva Revisión Sistemática de la Literatura (RSL) que analizó más de 1300 documentos indexados en bases </w:t>
-      </w:r>
-      <w:r>
-        <w:t xml:space="preserve">como ACM Digital Library e IEEE </w:t>
+        <w:t xml:space="preserve"> Villa et al. (2024) advierten que, sin una trazabilidad rigurosa, los equipos de ingeniería corren el riesgo inminente de perder de vista los requisitos originales introduciendo modificaciones arbitrarias [4]. La falta de control desemboca en requerimientos huérfanos, presupuestos excedidos y una severa degradación en la fiabilidad del proyecto final [4].</w:t>
+      </w:r>
+    </w:p>
+    <w:p>
+      <w:pPr>
+        <w:pBdr>
+          <w:top w:val="nil"/>
+          <w:left w:val="nil"/>
+          <w:bottom w:val="nil"/>
+          <w:right w:val="nil"/>
+          <w:between w:val="nil"/>
+        </w:pBdr>
+        <w:spacing w:line="300" w:lineRule="auto"/>
+      </w:pPr>
+      <w:r>
+        <w:t xml:space="preserve">Para solventar esta carencia, la Matriz de Trazabilidad de Requisitos (RTM) se posiciona como un artefacto indispensable que asegura que cada necesidad del cliente esté conectada jerárquicamente a un bloque de código y a su respectivo caso de prueba [4]. A través de una exhaustiva Revisión Sistemática de la Literatura (RSL) que analizó más de 1300 documentos indexados en bases como ACM Digital Library e IEEE </w:t>
       </w:r>
       <w:proofErr w:type="spellStart"/>
       <w:r>
@@ -3546,10 +3553,7 @@
       </w:r>
       <w:r>
         <w:lastRenderedPageBreak/>
-        <w:t>identificaron las carencias de formatos dispares y unificaron los mejores atributos del mercado [4]. Como se detalla a continuación, la propuesta de estandarización define una matriz compues</w:t>
-      </w:r>
-      <w:r>
-        <w:t>ta por ocho campos críticos que otorgan una visibilidad panorámica para la gestión de cambios y evaluación de impactos [4].</w:t>
+        <w:t>identificaron las carencias de formatos dispares y unificaron los mejores atributos del mercado [4]. Como se detalla a continuación, la propuesta de estandarización define una matriz compuesta por ocho campos críticos que otorgan una visibilidad panorámica para la gestión de cambios y evaluación de impactos [4].</w:t>
       </w:r>
     </w:p>
     <w:p>
@@ -3629,10 +3633,10 @@
         <w:gridCol w:w="1170"/>
         <w:gridCol w:w="1170"/>
         <w:gridCol w:w="1170"/>
-        <w:gridCol w:w="1170"/>
-        <w:gridCol w:w="1170"/>
-        <w:gridCol w:w="1170"/>
-        <w:gridCol w:w="1170"/>
+        <w:gridCol w:w="1302"/>
+        <w:gridCol w:w="850"/>
+        <w:gridCol w:w="1701"/>
+        <w:gridCol w:w="827"/>
         <w:gridCol w:w="1170"/>
       </w:tblGrid>
       <w:tr>
@@ -3740,7 +3744,7 @@
         </w:tc>
         <w:tc>
           <w:tcPr>
-            <w:tcW w:w="1170" w:type="dxa"/>
+            <w:tcW w:w="1302" w:type="dxa"/>
             <w:tcBorders>
               <w:top w:val="single" w:sz="6" w:space="0" w:color="000000"/>
               <w:left w:val="single" w:sz="6" w:space="0" w:color="000000"/>
@@ -3773,7 +3777,7 @@
         </w:tc>
         <w:tc>
           <w:tcPr>
-            <w:tcW w:w="1170" w:type="dxa"/>
+            <w:tcW w:w="850" w:type="dxa"/>
             <w:tcBorders>
               <w:top w:val="single" w:sz="6" w:space="0" w:color="000000"/>
               <w:left w:val="single" w:sz="6" w:space="0" w:color="000000"/>
@@ -3806,7 +3810,7 @@
         </w:tc>
         <w:tc>
           <w:tcPr>
-            <w:tcW w:w="1170" w:type="dxa"/>
+            <w:tcW w:w="1701" w:type="dxa"/>
             <w:tcBorders>
               <w:top w:val="single" w:sz="6" w:space="0" w:color="000000"/>
               <w:left w:val="single" w:sz="6" w:space="0" w:color="000000"/>
@@ -3839,7 +3843,7 @@
         </w:tc>
         <w:tc>
           <w:tcPr>
-            <w:tcW w:w="1170" w:type="dxa"/>
+            <w:tcW w:w="827" w:type="dxa"/>
             <w:tcBorders>
               <w:top w:val="single" w:sz="6" w:space="0" w:color="000000"/>
               <w:left w:val="single" w:sz="6" w:space="0" w:color="000000"/>
@@ -4020,7 +4024,7 @@
         </w:tc>
         <w:tc>
           <w:tcPr>
-            <w:tcW w:w="1170" w:type="dxa"/>
+            <w:tcW w:w="1302" w:type="dxa"/>
             <w:tcBorders>
               <w:top w:val="single" w:sz="6" w:space="0" w:color="000000"/>
               <w:left w:val="single" w:sz="6" w:space="0" w:color="000000"/>
@@ -4053,7 +4057,7 @@
         </w:tc>
         <w:tc>
           <w:tcPr>
-            <w:tcW w:w="1170" w:type="dxa"/>
+            <w:tcW w:w="850" w:type="dxa"/>
             <w:tcBorders>
               <w:top w:val="single" w:sz="6" w:space="0" w:color="000000"/>
               <w:left w:val="single" w:sz="6" w:space="0" w:color="000000"/>
@@ -4086,7 +4090,7 @@
         </w:tc>
         <w:tc>
           <w:tcPr>
-            <w:tcW w:w="1170" w:type="dxa"/>
+            <w:tcW w:w="1701" w:type="dxa"/>
             <w:tcBorders>
               <w:top w:val="single" w:sz="6" w:space="0" w:color="000000"/>
               <w:left w:val="single" w:sz="6" w:space="0" w:color="000000"/>
@@ -4119,7 +4123,7 @@
         </w:tc>
         <w:tc>
           <w:tcPr>
-            <w:tcW w:w="1170" w:type="dxa"/>
+            <w:tcW w:w="827" w:type="dxa"/>
             <w:tcBorders>
               <w:top w:val="single" w:sz="6" w:space="0" w:color="000000"/>
               <w:left w:val="single" w:sz="6" w:space="0" w:color="000000"/>
@@ -4286,7 +4290,7 @@
         </w:tc>
         <w:tc>
           <w:tcPr>
-            <w:tcW w:w="1170" w:type="dxa"/>
+            <w:tcW w:w="1302" w:type="dxa"/>
             <w:tcBorders>
               <w:top w:val="single" w:sz="6" w:space="0" w:color="000000"/>
               <w:left w:val="single" w:sz="6" w:space="0" w:color="000000"/>
@@ -4319,7 +4323,7 @@
         </w:tc>
         <w:tc>
           <w:tcPr>
-            <w:tcW w:w="1170" w:type="dxa"/>
+            <w:tcW w:w="850" w:type="dxa"/>
             <w:tcBorders>
               <w:top w:val="single" w:sz="6" w:space="0" w:color="000000"/>
               <w:left w:val="single" w:sz="6" w:space="0" w:color="000000"/>
@@ -4352,7 +4356,7 @@
         </w:tc>
         <w:tc>
           <w:tcPr>
-            <w:tcW w:w="1170" w:type="dxa"/>
+            <w:tcW w:w="1701" w:type="dxa"/>
             <w:tcBorders>
               <w:top w:val="single" w:sz="6" w:space="0" w:color="000000"/>
               <w:left w:val="single" w:sz="6" w:space="0" w:color="000000"/>
@@ -4385,7 +4389,7 @@
         </w:tc>
         <w:tc>
           <w:tcPr>
-            <w:tcW w:w="1170" w:type="dxa"/>
+            <w:tcW w:w="827" w:type="dxa"/>
             <w:tcBorders>
               <w:top w:val="single" w:sz="6" w:space="0" w:color="000000"/>
               <w:left w:val="single" w:sz="6" w:space="0" w:color="000000"/>
@@ -4560,7 +4564,7 @@
         </w:tc>
         <w:tc>
           <w:tcPr>
-            <w:tcW w:w="1170" w:type="dxa"/>
+            <w:tcW w:w="1302" w:type="dxa"/>
             <w:tcBorders>
               <w:top w:val="single" w:sz="6" w:space="0" w:color="000000"/>
               <w:left w:val="single" w:sz="6" w:space="0" w:color="000000"/>
@@ -4588,6 +4592,105 @@
             </w:pPr>
             <w:r>
               <w:t>Especificación REST</w:t>
+            </w:r>
+          </w:p>
+        </w:tc>
+        <w:tc>
+          <w:tcPr>
+            <w:tcW w:w="850" w:type="dxa"/>
+            <w:tcBorders>
+              <w:top w:val="single" w:sz="6" w:space="0" w:color="000000"/>
+              <w:left w:val="single" w:sz="6" w:space="0" w:color="000000"/>
+              <w:bottom w:val="single" w:sz="6" w:space="0" w:color="000000"/>
+              <w:right w:val="single" w:sz="6" w:space="0" w:color="000000"/>
+            </w:tcBorders>
+            <w:shd w:val="clear" w:color="auto" w:fill="auto"/>
+            <w:tcMar>
+              <w:top w:w="120" w:type="dxa"/>
+              <w:left w:w="120" w:type="dxa"/>
+              <w:bottom w:w="120" w:type="dxa"/>
+              <w:right w:w="120" w:type="dxa"/>
+            </w:tcMar>
+          </w:tcPr>
+          <w:p>
+            <w:pPr>
+              <w:pBdr>
+                <w:top w:val="nil"/>
+                <w:left w:val="nil"/>
+                <w:bottom w:val="nil"/>
+                <w:right w:val="nil"/>
+                <w:between w:val="nil"/>
+              </w:pBdr>
+              <w:spacing w:before="120" w:after="120" w:line="300" w:lineRule="auto"/>
+            </w:pPr>
+            <w:r>
+              <w:t>Activo</w:t>
+            </w:r>
+          </w:p>
+        </w:tc>
+        <w:tc>
+          <w:tcPr>
+            <w:tcW w:w="1701" w:type="dxa"/>
+            <w:tcBorders>
+              <w:top w:val="single" w:sz="6" w:space="0" w:color="000000"/>
+              <w:left w:val="single" w:sz="6" w:space="0" w:color="000000"/>
+              <w:bottom w:val="single" w:sz="6" w:space="0" w:color="000000"/>
+              <w:right w:val="single" w:sz="6" w:space="0" w:color="000000"/>
+            </w:tcBorders>
+            <w:shd w:val="clear" w:color="auto" w:fill="auto"/>
+            <w:tcMar>
+              <w:top w:w="120" w:type="dxa"/>
+              <w:left w:w="120" w:type="dxa"/>
+              <w:bottom w:w="120" w:type="dxa"/>
+              <w:right w:w="120" w:type="dxa"/>
+            </w:tcMar>
+          </w:tcPr>
+          <w:p>
+            <w:pPr>
+              <w:pBdr>
+                <w:top w:val="nil"/>
+                <w:left w:val="nil"/>
+                <w:bottom w:val="nil"/>
+                <w:right w:val="nil"/>
+                <w:between w:val="nil"/>
+              </w:pBdr>
+              <w:spacing w:before="120" w:after="120" w:line="300" w:lineRule="auto"/>
+            </w:pPr>
+            <w:r>
+              <w:t>En desarrollo</w:t>
+            </w:r>
+          </w:p>
+        </w:tc>
+        <w:tc>
+          <w:tcPr>
+            <w:tcW w:w="827" w:type="dxa"/>
+            <w:tcBorders>
+              <w:top w:val="single" w:sz="6" w:space="0" w:color="000000"/>
+              <w:left w:val="single" w:sz="6" w:space="0" w:color="000000"/>
+              <w:bottom w:val="single" w:sz="6" w:space="0" w:color="000000"/>
+              <w:right w:val="single" w:sz="6" w:space="0" w:color="000000"/>
+            </w:tcBorders>
+            <w:shd w:val="clear" w:color="auto" w:fill="auto"/>
+            <w:tcMar>
+              <w:top w:w="120" w:type="dxa"/>
+              <w:left w:w="120" w:type="dxa"/>
+              <w:bottom w:w="120" w:type="dxa"/>
+              <w:right w:w="120" w:type="dxa"/>
+            </w:tcMar>
+          </w:tcPr>
+          <w:p>
+            <w:pPr>
+              <w:pBdr>
+                <w:top w:val="nil"/>
+                <w:left w:val="nil"/>
+                <w:bottom w:val="nil"/>
+                <w:right w:val="nil"/>
+                <w:between w:val="nil"/>
+              </w:pBdr>
+              <w:spacing w:before="120" w:after="120" w:line="300" w:lineRule="auto"/>
+            </w:pPr>
+            <w:r>
+              <w:t>Gabriel Manosalvas</w:t>
             </w:r>
           </w:p>
         </w:tc>
@@ -4620,105 +4723,6 @@
               <w:spacing w:before="120" w:after="120" w:line="300" w:lineRule="auto"/>
             </w:pPr>
             <w:r>
-              <w:t>Activo</w:t>
-            </w:r>
-          </w:p>
-        </w:tc>
-        <w:tc>
-          <w:tcPr>
-            <w:tcW w:w="1170" w:type="dxa"/>
-            <w:tcBorders>
-              <w:top w:val="single" w:sz="6" w:space="0" w:color="000000"/>
-              <w:left w:val="single" w:sz="6" w:space="0" w:color="000000"/>
-              <w:bottom w:val="single" w:sz="6" w:space="0" w:color="000000"/>
-              <w:right w:val="single" w:sz="6" w:space="0" w:color="000000"/>
-            </w:tcBorders>
-            <w:shd w:val="clear" w:color="auto" w:fill="auto"/>
-            <w:tcMar>
-              <w:top w:w="120" w:type="dxa"/>
-              <w:left w:w="120" w:type="dxa"/>
-              <w:bottom w:w="120" w:type="dxa"/>
-              <w:right w:w="120" w:type="dxa"/>
-            </w:tcMar>
-          </w:tcPr>
-          <w:p>
-            <w:pPr>
-              <w:pBdr>
-                <w:top w:val="nil"/>
-                <w:left w:val="nil"/>
-                <w:bottom w:val="nil"/>
-                <w:right w:val="nil"/>
-                <w:between w:val="nil"/>
-              </w:pBdr>
-              <w:spacing w:before="120" w:after="120" w:line="300" w:lineRule="auto"/>
-            </w:pPr>
-            <w:r>
-              <w:t>En desarrollo</w:t>
-            </w:r>
-          </w:p>
-        </w:tc>
-        <w:tc>
-          <w:tcPr>
-            <w:tcW w:w="1170" w:type="dxa"/>
-            <w:tcBorders>
-              <w:top w:val="single" w:sz="6" w:space="0" w:color="000000"/>
-              <w:left w:val="single" w:sz="6" w:space="0" w:color="000000"/>
-              <w:bottom w:val="single" w:sz="6" w:space="0" w:color="000000"/>
-              <w:right w:val="single" w:sz="6" w:space="0" w:color="000000"/>
-            </w:tcBorders>
-            <w:shd w:val="clear" w:color="auto" w:fill="auto"/>
-            <w:tcMar>
-              <w:top w:w="120" w:type="dxa"/>
-              <w:left w:w="120" w:type="dxa"/>
-              <w:bottom w:w="120" w:type="dxa"/>
-              <w:right w:w="120" w:type="dxa"/>
-            </w:tcMar>
-          </w:tcPr>
-          <w:p>
-            <w:pPr>
-              <w:pBdr>
-                <w:top w:val="nil"/>
-                <w:left w:val="nil"/>
-                <w:bottom w:val="nil"/>
-                <w:right w:val="nil"/>
-                <w:between w:val="nil"/>
-              </w:pBdr>
-              <w:spacing w:before="120" w:after="120" w:line="300" w:lineRule="auto"/>
-            </w:pPr>
-            <w:r>
-              <w:t>Gabriel Manosalvas</w:t>
-            </w:r>
-          </w:p>
-        </w:tc>
-        <w:tc>
-          <w:tcPr>
-            <w:tcW w:w="1170" w:type="dxa"/>
-            <w:tcBorders>
-              <w:top w:val="single" w:sz="6" w:space="0" w:color="000000"/>
-              <w:left w:val="single" w:sz="6" w:space="0" w:color="000000"/>
-              <w:bottom w:val="single" w:sz="6" w:space="0" w:color="000000"/>
-              <w:right w:val="single" w:sz="6" w:space="0" w:color="000000"/>
-            </w:tcBorders>
-            <w:shd w:val="clear" w:color="auto" w:fill="auto"/>
-            <w:tcMar>
-              <w:top w:w="120" w:type="dxa"/>
-              <w:left w:w="120" w:type="dxa"/>
-              <w:bottom w:w="120" w:type="dxa"/>
-              <w:right w:w="120" w:type="dxa"/>
-            </w:tcMar>
-          </w:tcPr>
-          <w:p>
-            <w:pPr>
-              <w:pBdr>
-                <w:top w:val="nil"/>
-                <w:left w:val="nil"/>
-                <w:bottom w:val="nil"/>
-                <w:right w:val="nil"/>
-                <w:between w:val="nil"/>
-              </w:pBdr>
-              <w:spacing w:before="120" w:after="120" w:line="300" w:lineRule="auto"/>
-            </w:pPr>
-            <w:r>
               <w:t>05/11/2026</w:t>
             </w:r>
           </w:p>
@@ -4759,20 +4763,14 @@
           <w:color w:val="000000"/>
         </w:rPr>
       </w:pPr>
-      <w:bookmarkStart w:id="10" w:name="_Toc233280906"/>
+      <w:bookmarkStart w:id="11" w:name="_Toc233280906"/>
       <w:r>
         <w:rPr>
           <w:color w:val="000000"/>
         </w:rPr>
-        <w:t>6.5 Resumen, preguntas de reflexión y práctica de Q</w:t>
-      </w:r>
-      <w:r>
-        <w:rPr>
-          <w:color w:val="000000"/>
-        </w:rPr>
-        <w:t>A sobre el prototipo</w:t>
-      </w:r>
-      <w:bookmarkEnd w:id="10"/>
+        <w:t>6.5 Resumen, preguntas de reflexión y práctica de QA sobre el prototipo</w:t>
+      </w:r>
+      <w:bookmarkEnd w:id="11"/>
     </w:p>
     <w:p>
       <w:pPr>
@@ -4786,10 +4784,11 @@
         <w:spacing w:after="240" w:line="300" w:lineRule="auto"/>
       </w:pPr>
       <w:r>
-        <w:t xml:space="preserve">La evolución de las prácticas de QA impone la transición de metodologías reactivas hacia ecosistemas de calidad predictivos y automatizados [5]. El uso de Pruebas Basadas en Modelos (MBT) mitiga las inconsistencias del modelado UML clásico, los Modelos de </w:t>
-      </w:r>
-      <w:r>
-        <w:t>Lenguaje Grande (</w:t>
+        <w:t xml:space="preserve">La evolución de las prácticas de QA impone la transición de metodologías reactivas hacia ecosistemas de calidad predictivos y automatizados [5]. El uso de Pruebas Basadas en </w:t>
+      </w:r>
+      <w:r>
+        <w:lastRenderedPageBreak/>
+        <w:t>Modelos (MBT) mitiga las inconsistencias del modelado UML clásico, los Modelos de Lenguaje Grande (</w:t>
       </w:r>
       <w:proofErr w:type="spellStart"/>
       <w:r>
@@ -4797,14 +4796,7 @@
       </w:r>
       <w:proofErr w:type="spellEnd"/>
       <w:r>
-        <w:t xml:space="preserve">) automatizan la escritura manual reduciendo la carga técnica, y el Machine </w:t>
-      </w:r>
-      <w:r>
-        <w:lastRenderedPageBreak/>
-        <w:t>Learning categoriza de forma temprana los módulos de riesgo para orientar los esfuerzos de prueba [5]. Todo este entramado requiere la columna vertebral de una</w:t>
-      </w:r>
-      <w:r>
-        <w:t xml:space="preserve"> Matriz de Trazabilidad estandarizada para salvaguardar el alcance del negocio [5].</w:t>
+        <w:t>) automatizan la escritura manual reduciendo la carga técnica, y el Machine Learning categoriza de forma temprana los módulos de riesgo para orientar los esfuerzos de prueba [5]. Todo este entramado requiere la columna vertebral de una Matriz de Trazabilidad estandarizada para salvaguardar el alcance del negocio [5].</w:t>
       </w:r>
     </w:p>
     <w:p>
@@ -4815,14 +4807,14 @@
           <w:color w:val="000000"/>
         </w:rPr>
       </w:pPr>
-      <w:bookmarkStart w:id="11" w:name="_Toc233280907"/>
+      <w:bookmarkStart w:id="12" w:name="_Toc233280907"/>
       <w:r>
         <w:rPr>
           <w:color w:val="000000"/>
         </w:rPr>
         <w:t>Preguntas de Reflexión y Defensa Técnica</w:t>
       </w:r>
-      <w:bookmarkEnd w:id="11"/>
+      <w:bookmarkEnd w:id="12"/>
     </w:p>
     <w:p>
       <w:pPr>
@@ -4863,10 +4855,7 @@
         <w:t xml:space="preserve"> de la escritura manual de pruebas a la adopción de IA Generativa?</w:t>
       </w:r>
       <w:r>
-        <w:t xml:space="preserve"> La integración de IA disminu</w:t>
-      </w:r>
-      <w:r>
-        <w:t>ye drásticamente el esfuerzo manual intensivo, acelerando la cobertura del código y liberando al desarrollador para resolver arquitecturas de alto nivel, siempre bajo supervisión humana para validar casos de borde complejos [5].</w:t>
+        <w:t xml:space="preserve"> La integración de IA disminuye drásticamente el esfuerzo manual intensivo, acelerando la cobertura del código y liberando al desarrollador para resolver arquitecturas de alto nivel, siempre bajo supervisión humana para validar casos de borde complejos [5].</w:t>
       </w:r>
     </w:p>
     <w:p>
@@ -4889,20 +4878,10 @@
           <w:b/>
           <w:bCs/>
         </w:rPr>
-        <w:t>¿Qué impacto tiene el análi</w:t>
-      </w:r>
-      <w:r>
-        <w:rPr>
-          <w:b/>
-          <w:bCs/>
-        </w:rPr>
-        <w:t>sis predictivo mediante Machine Learning en el proyecto?</w:t>
-      </w:r>
-      <w:r>
-        <w:t xml:space="preserve"> Los modelos permiten identificar módulos propensos a defectos en las primeras etapas del desarrollo, lo cual minimiza los costos de depuración, acorta el ciclo de entrega y garantiza la confiabilidad</w:t>
-      </w:r>
-      <w:r>
-        <w:t xml:space="preserve"> final del software [5].</w:t>
+        <w:t>¿Qué impacto tiene el análisis predictivo mediante Machine Learning en el proyecto?</w:t>
+      </w:r>
+      <w:r>
+        <w:t xml:space="preserve"> Los modelos permiten identificar módulos propensos a defectos en las primeras etapas del desarrollo, lo cual minimiza los costos de depuración, acorta el ciclo de entrega y garantiza la confiabilidad final del software [5].</w:t>
       </w:r>
     </w:p>
     <w:p>
@@ -4928,10 +4907,7 @@
         <w:t>¿De qué manera la Matriz de Trazabilidad (RTM) previene la degradación de los requerimientos?</w:t>
       </w:r>
       <w:r>
-        <w:t xml:space="preserve"> La RTM asegura que ningún cambio arquitectónico desvíe el proyecto de su visión original, forzando una conexión inquebrantable entre las </w:t>
-      </w:r>
-      <w:r>
-        <w:t>necesidades del cliente y las pruebas funcionales validadas [5].</w:t>
+        <w:t xml:space="preserve"> La RTM asegura que ningún cambio arquitectónico desvíe el proyecto de su visión original, forzando una conexión inquebrantable entre las necesidades del cliente y las pruebas funcionales validadas [5].</w:t>
       </w:r>
     </w:p>
     <w:p>
@@ -4965,10 +4941,7 @@
       </w:r>
       <w:proofErr w:type="spellEnd"/>
       <w:r>
-        <w:t xml:space="preserve"> en Máquinas de Estados Finitos Extendidas (EFSM), se otorga una capa de certidu</w:t>
-      </w:r>
-      <w:r>
-        <w:t>mbre matemática que es fundamental para ejecutar scripts de prueba completamente automatizados [5].</w:t>
+        <w:t xml:space="preserve"> en Máquinas de Estados Finitos Extendidas (EFSM), se otorga una capa de certidumbre matemática que es fundamental para ejecutar scripts de prueba completamente automatizados [5].</w:t>
       </w:r>
     </w:p>
     <w:p>
@@ -4978,14 +4951,14 @@
           <w:color w:val="000000"/>
         </w:rPr>
       </w:pPr>
-      <w:bookmarkStart w:id="12" w:name="_Toc233280908"/>
+      <w:bookmarkStart w:id="13" w:name="_Toc233280908"/>
       <w:r>
         <w:rPr>
           <w:color w:val="000000"/>
         </w:rPr>
         <w:t>Práctica de Aseguramiento de Calidad (QA) sobre el Prototipo</w:t>
       </w:r>
-      <w:bookmarkEnd w:id="12"/>
+      <w:bookmarkEnd w:id="13"/>
     </w:p>
     <w:p>
       <w:pPr>
@@ -5051,10 +5024,7 @@
         <w:t>Fase 2: Validación Lógica Formal.</w:t>
       </w:r>
       <w:r>
-        <w:t xml:space="preserve"> Examinar que los diagramas de actividad hayan sido mapeado</w:t>
-      </w:r>
-      <w:r>
-        <w:t>s exitosamente a un modelo EFSM verificable [5].</w:t>
+        <w:t xml:space="preserve"> Examinar que los diagramas de actividad hayan sido mapeados exitosamente a un modelo EFSM verificable [5].</w:t>
       </w:r>
     </w:p>
     <w:p>
@@ -5127,14 +5097,7 @@
           <w:b/>
           <w:bCs/>
         </w:rPr>
-        <w:t>Fase</w:t>
-      </w:r>
-      <w:r>
-        <w:rPr>
-          <w:b/>
-          <w:bCs/>
-        </w:rPr>
-        <w:t xml:space="preserve"> 4: Depuración Asistida.</w:t>
+        <w:t>Fase 4: Depuración Asistida.</w:t>
       </w:r>
       <w:r>
         <w:t xml:space="preserve"> Emplear </w:t>
@@ -5160,10 +5123,7 @@
         <w:spacing w:line="300" w:lineRule="auto"/>
       </w:pPr>
       <w:r>
-        <w:t>Como se puede observar en la Figura 4 a continua</w:t>
-      </w:r>
-      <w:r>
-        <w:t>ción, la interacción de estas cuatro fases conforma un bucle de mejora continua que certifica la madurez y resistencia a fallos del prototipo desarrollado.</w:t>
+        <w:t>Como se puede observar en la Figura 4 a continuación, la interacción de estas cuatro fases conforma un bucle de mejora continua que certifica la madurez y resistencia a fallos del prototipo desarrollado.</w:t>
       </w:r>
     </w:p>
     <w:p>
@@ -5199,7 +5159,7 @@
                     </pic:cNvPicPr>
                   </pic:nvPicPr>
                   <pic:blipFill>
-                    <a:blip r:embed="rId9">
+                    <a:blip r:embed="rId13">
                       <a:extLst>
                         <a:ext uri="{28A0092B-C50C-407E-A947-70E740481C1C}">
                           <a14:useLocalDpi xmlns:a14="http://schemas.microsoft.com/office/drawing/2010/main" val="0"/>
@@ -5409,7 +5369,7 @@
           <w:color w:val="000000"/>
         </w:rPr>
       </w:pPr>
-      <w:bookmarkStart w:id="13" w:name="_Toc233280909"/>
+      <w:bookmarkStart w:id="14" w:name="_Toc233280909"/>
       <w:r>
         <w:rPr>
           <w:color w:val="000000"/>
@@ -5417,7 +5377,7 @@
         <w:lastRenderedPageBreak/>
         <w:t>Referencias</w:t>
       </w:r>
-      <w:bookmarkEnd w:id="13"/>
+      <w:bookmarkEnd w:id="14"/>
     </w:p>
     <w:p>
       <w:pPr>
@@ -5537,10 +5497,7 @@
       </w:r>
       <w:proofErr w:type="spellEnd"/>
       <w:r>
-        <w:t>, A. (202</w:t>
-      </w:r>
-      <w:r>
-        <w:t xml:space="preserve">5). </w:t>
+        <w:t xml:space="preserve">, A. (2025). </w:t>
       </w:r>
       <w:r>
         <w:rPr>
@@ -5627,13 +5584,7 @@
         <w:rPr>
           <w:lang w:val="en-GB"/>
         </w:rPr>
-        <w:t>,</w:t>
-      </w:r>
-      <w:r>
-        <w:rPr>
-          <w:lang w:val="en-GB"/>
-        </w:rPr>
-        <w:t xml:space="preserve"> V., </w:t>
+        <w:t xml:space="preserve">, V., </w:t>
       </w:r>
       <w:proofErr w:type="spellStart"/>
       <w:r>
@@ -5675,13 +5626,7 @@
         <w:rPr>
           <w:lang w:val="en-GB"/>
         </w:rPr>
-        <w:t>, 59-68. https://doi.org/10.70315/u</w:t>
-      </w:r>
-      <w:r>
-        <w:rPr>
-          <w:lang w:val="en-GB"/>
-        </w:rPr>
-        <w:t>loap.ulete.2022.008</w:t>
+        <w:t>, 59-68. https://doi.org/10.70315/uloap.ulete.2022.008</w:t>
       </w:r>
     </w:p>
     <w:p>
@@ -5715,10 +5660,7 @@
         <w:t>Revista Perspectivas, 6</w:t>
       </w:r>
       <w:r>
-        <w:t xml:space="preserve">(2), 17-24. </w:t>
-      </w:r>
-      <w:r>
-        <w:t>https://doi.org/10.47187/perspectivas.6.2.221</w:t>
+        <w:t>(2), 17-24. https://doi.org/10.47187/perspectivas.6.2.221</w:t>
       </w:r>
       <w:r>
         <w:t>.</w:t>
@@ -5744,6 +5686,42 @@
     </w:sectPr>
   </w:body>
 </w:document>
+</file>
+
+<file path=word/comments.xml><?xml version="1.0" encoding="utf-8"?>
+<w:comments xmlns:wpc="http://schemas.microsoft.com/office/word/2010/wordprocessingCanvas" xmlns:cx="http://schemas.microsoft.com/office/drawing/2014/chartex" xmlns:cx1="http://schemas.microsoft.com/office/drawing/2015/9/8/chartex" xmlns:cx2="http://schemas.microsoft.com/office/drawing/2015/10/21/chartex" xmlns:cx3="http://schemas.microsoft.com/office/drawing/2016/5/9/chartex" xmlns:cx4="http://schemas.microsoft.com/office/drawing/2016/5/10/chartex" xmlns:cx5="http://schemas.microsoft.com/office/drawing/2016/5/11/chartex" xmlns:cx6="http://schemas.microsoft.com/office/drawing/2016/5/12/chartex" xmlns:cx7="http://schemas.microsoft.com/office/drawing/2016/5/13/chartex" xmlns:cx8="http://schemas.microsoft.com/office/drawing/2016/5/14/chartex" xmlns:mc="http://schemas.openxmlformats.org/markup-compatibility/2006" xmlns:aink="http://schemas.microsoft.com/office/drawing/2016/ink" xmlns:am3d="http://schemas.microsoft.com/office/drawing/2017/model3d" xmlns:o="urn:schemas-microsoft-com:office:office" xmlns:r="http://schemas.openxmlformats.org/officeDocument/2006/relationships" xmlns:m="http://schemas.openxmlformats.org/officeDocument/2006/math" xmlns:v="urn:schemas-microsoft-com:vml" xmlns:wp14="http://schemas.microsoft.com/office/word/2010/wordprocessingDrawing" xmlns:wp="http://schemas.openxmlformats.org/drawingml/2006/wordprocessingDrawing" xmlns:w10="urn:schemas-microsoft-com:office:word" xmlns:w="http://schemas.openxmlformats.org/wordprocessingml/2006/main" xmlns:w14="http://schemas.microsoft.com/office/word/2010/wordml" xmlns:w15="http://schemas.microsoft.com/office/word/2012/wordml" xmlns:w16cex="http://schemas.microsoft.com/office/word/2018/wordml/cex" xmlns:w16cid="http://schemas.microsoft.com/office/word/2016/wordml/cid" xmlns:w16="http://schemas.microsoft.com/office/word/2018/wordml" xmlns:w16sdtdh="http://schemas.microsoft.com/office/word/2020/wordml/sdtdatahash" xmlns:w16se="http://schemas.microsoft.com/office/word/2015/wordml/symex" xmlns:wpg="http://schemas.microsoft.com/office/word/2010/wordprocessingGroup" xmlns:wpi="http://schemas.microsoft.com/office/word/2010/wordprocessingInk" xmlns:wne="http://schemas.microsoft.com/office/word/2006/wordml" xmlns:wps="http://schemas.microsoft.com/office/word/2010/wordprocessingShape" mc:Ignorable="w14 w15 w16se w16cid w16 w16cex w16sdtdh wp14">
+  <w:comment w:id="1" w:author="Gabriel Manosalvas" w:date="2026-06-30T14:44:00Z" w:initials="GM">
+    <w:p>
+      <w:pPr>
+        <w:pStyle w:val="Textocomentario"/>
+      </w:pPr>
+      <w:r>
+        <w:rPr>
+          <w:rStyle w:val="Refdecomentario"/>
+        </w:rPr>
+        <w:annotationRef/>
+      </w:r>
+    </w:p>
+  </w:comment>
+</w:comments>
+</file>
+
+<file path=word/commentsExtended.xml><?xml version="1.0" encoding="utf-8"?>
+<w15:commentsEx xmlns:wpc="http://schemas.microsoft.com/office/word/2010/wordprocessingCanvas" xmlns:cx="http://schemas.microsoft.com/office/drawing/2014/chartex" xmlns:cx1="http://schemas.microsoft.com/office/drawing/2015/9/8/chartex" xmlns:cx2="http://schemas.microsoft.com/office/drawing/2015/10/21/chartex" xmlns:cx3="http://schemas.microsoft.com/office/drawing/2016/5/9/chartex" xmlns:cx4="http://schemas.microsoft.com/office/drawing/2016/5/10/chartex" xmlns:cx5="http://schemas.microsoft.com/office/drawing/2016/5/11/chartex" xmlns:cx6="http://schemas.microsoft.com/office/drawing/2016/5/12/chartex" xmlns:cx7="http://schemas.microsoft.com/office/drawing/2016/5/13/chartex" xmlns:cx8="http://schemas.microsoft.com/office/drawing/2016/5/14/chartex" xmlns:mc="http://schemas.openxmlformats.org/markup-compatibility/2006" xmlns:aink="http://schemas.microsoft.com/office/drawing/2016/ink" xmlns:am3d="http://schemas.microsoft.com/office/drawing/2017/model3d" xmlns:o="urn:schemas-microsoft-com:office:office" xmlns:r="http://schemas.openxmlformats.org/officeDocument/2006/relationships" xmlns:m="http://schemas.openxmlformats.org/officeDocument/2006/math" xmlns:v="urn:schemas-microsoft-com:vml" xmlns:wp14="http://schemas.microsoft.com/office/word/2010/wordprocessingDrawing" xmlns:wp="http://schemas.openxmlformats.org/drawingml/2006/wordprocessingDrawing" xmlns:w10="urn:schemas-microsoft-com:office:word" xmlns:w="http://schemas.openxmlformats.org/wordprocessingml/2006/main" xmlns:w14="http://schemas.microsoft.com/office/word/2010/wordml" xmlns:w15="http://schemas.microsoft.com/office/word/2012/wordml" xmlns:w16cex="http://schemas.microsoft.com/office/word/2018/wordml/cex" xmlns:w16cid="http://schemas.microsoft.com/office/word/2016/wordml/cid" xmlns:w16="http://schemas.microsoft.com/office/word/2018/wordml" xmlns:w16sdtdh="http://schemas.microsoft.com/office/word/2020/wordml/sdtdatahash" xmlns:w16se="http://schemas.microsoft.com/office/word/2015/wordml/symex" xmlns:wpg="http://schemas.microsoft.com/office/word/2010/wordprocessingGroup" xmlns:wpi="http://schemas.microsoft.com/office/word/2010/wordprocessingInk" xmlns:wne="http://schemas.microsoft.com/office/word/2006/wordml" xmlns:wps="http://schemas.microsoft.com/office/word/2010/wordprocessingShape" mc:Ignorable="w14 w15 w16se w16cid w16 w16cex w16sdtdh wp14">
+  <w15:commentEx w15:paraId="005B562B" w15:done="0"/>
+</w15:commentsEx>
+</file>
+
+<file path=word/commentsExtensible.xml><?xml version="1.0" encoding="utf-8"?>
+<w16cex:commentsExtensible xmlns:wpc="http://schemas.microsoft.com/office/word/2010/wordprocessingCanvas" xmlns:cx="http://schemas.microsoft.com/office/drawing/2014/chartex" xmlns:cx1="http://schemas.microsoft.com/office/drawing/2015/9/8/chartex" xmlns:cx2="http://schemas.microsoft.com/office/drawing/2015/10/21/chartex" xmlns:cx3="http://schemas.microsoft.com/office/drawing/2016/5/9/chartex" xmlns:cx4="http://schemas.microsoft.com/office/drawing/2016/5/10/chartex" xmlns:cx5="http://schemas.microsoft.com/office/drawing/2016/5/11/chartex" xmlns:cx6="http://schemas.microsoft.com/office/drawing/2016/5/12/chartex" xmlns:cx7="http://schemas.microsoft.com/office/drawing/2016/5/13/chartex" xmlns:cx8="http://schemas.microsoft.com/office/drawing/2016/5/14/chartex" xmlns:mc="http://schemas.openxmlformats.org/markup-compatibility/2006" xmlns:aink="http://schemas.microsoft.com/office/drawing/2016/ink" xmlns:am3d="http://schemas.microsoft.com/office/drawing/2017/model3d" xmlns:o="urn:schemas-microsoft-com:office:office" xmlns:r="http://schemas.openxmlformats.org/officeDocument/2006/relationships" xmlns:m="http://schemas.openxmlformats.org/officeDocument/2006/math" xmlns:v="urn:schemas-microsoft-com:vml" xmlns:wp14="http://schemas.microsoft.com/office/word/2010/wordprocessingDrawing" xmlns:wp="http://schemas.openxmlformats.org/drawingml/2006/wordprocessingDrawing" xmlns:w10="urn:schemas-microsoft-com:office:word" xmlns:w="http://schemas.openxmlformats.org/wordprocessingml/2006/main" xmlns:w14="http://schemas.microsoft.com/office/word/2010/wordml" xmlns:w15="http://schemas.microsoft.com/office/word/2012/wordml" xmlns:w16cex="http://schemas.microsoft.com/office/word/2018/wordml/cex" xmlns:w16cid="http://schemas.microsoft.com/office/word/2016/wordml/cid" xmlns:w16="http://schemas.microsoft.com/office/word/2018/wordml" xmlns:w16sdtdh="http://schemas.microsoft.com/office/word/2020/wordml/sdtdatahash" xmlns:w16se="http://schemas.microsoft.com/office/word/2015/wordml/symex" xmlns:wpg="http://schemas.microsoft.com/office/word/2010/wordprocessingGroup" xmlns:wpi="http://schemas.microsoft.com/office/word/2010/wordprocessingInk" xmlns:wne="http://schemas.microsoft.com/office/word/2006/wordml" xmlns:wps="http://schemas.microsoft.com/office/word/2010/wordprocessingShape" mc:Ignorable="w14 w15 w16se w16cid w16 w16cex w16sdtdh wp14">
+  <w16cex:commentExtensible w16cex:durableId="2DEE54DF" w16cex:dateUtc="2026-06-30T19:44:00Z"/>
+</w16cex:commentsExtensible>
+</file>
+
+<file path=word/commentsIds.xml><?xml version="1.0" encoding="utf-8"?>
+<w16cid:commentsIds xmlns:wpc="http://schemas.microsoft.com/office/word/2010/wordprocessingCanvas" xmlns:cx="http://schemas.microsoft.com/office/drawing/2014/chartex" xmlns:cx1="http://schemas.microsoft.com/office/drawing/2015/9/8/chartex" xmlns:cx2="http://schemas.microsoft.com/office/drawing/2015/10/21/chartex" xmlns:cx3="http://schemas.microsoft.com/office/drawing/2016/5/9/chartex" xmlns:cx4="http://schemas.microsoft.com/office/drawing/2016/5/10/chartex" xmlns:cx5="http://schemas.microsoft.com/office/drawing/2016/5/11/chartex" xmlns:cx6="http://schemas.microsoft.com/office/drawing/2016/5/12/chartex" xmlns:cx7="http://schemas.microsoft.com/office/drawing/2016/5/13/chartex" xmlns:cx8="http://schemas.microsoft.com/office/drawing/2016/5/14/chartex" xmlns:mc="http://schemas.openxmlformats.org/markup-compatibility/2006" xmlns:aink="http://schemas.microsoft.com/office/drawing/2016/ink" xmlns:am3d="http://schemas.microsoft.com/office/drawing/2017/model3d" xmlns:o="urn:schemas-microsoft-com:office:office" xmlns:r="http://schemas.openxmlformats.org/officeDocument/2006/relationships" xmlns:m="http://schemas.openxmlformats.org/officeDocument/2006/math" xmlns:v="urn:schemas-microsoft-com:vml" xmlns:wp14="http://schemas.microsoft.com/office/word/2010/wordprocessingDrawing" xmlns:wp="http://schemas.openxmlformats.org/drawingml/2006/wordprocessingDrawing" xmlns:w10="urn:schemas-microsoft-com:office:word" xmlns:w="http://schemas.openxmlformats.org/wordprocessingml/2006/main" xmlns:w14="http://schemas.microsoft.com/office/word/2010/wordml" xmlns:w15="http://schemas.microsoft.com/office/word/2012/wordml" xmlns:w16cex="http://schemas.microsoft.com/office/word/2018/wordml/cex" xmlns:w16cid="http://schemas.microsoft.com/office/word/2016/wordml/cid" xmlns:w16="http://schemas.microsoft.com/office/word/2018/wordml" xmlns:w16sdtdh="http://schemas.microsoft.com/office/word/2020/wordml/sdtdatahash" xmlns:w16se="http://schemas.microsoft.com/office/word/2015/wordml/symex" xmlns:wpg="http://schemas.microsoft.com/office/word/2010/wordprocessingGroup" xmlns:wpi="http://schemas.microsoft.com/office/word/2010/wordprocessingInk" xmlns:wne="http://schemas.microsoft.com/office/word/2006/wordml" xmlns:wps="http://schemas.microsoft.com/office/word/2010/wordprocessingShape" mc:Ignorable="w14 w15 w16se w16cid w16 w16cex w16sdtdh wp14">
+  <w16cid:commentId w16cid:paraId="005B562B" w16cid:durableId="2DEE54DF"/>
+</w16cid:commentsIds>
 </file>
 
 <file path=word/numbering.xml><?xml version="1.0" encoding="utf-8"?>
@@ -6645,6 +6623,14 @@
     <w:abstractNumId w:val="1"/>
   </w:num>
 </w:numbering>
+</file>
+
+<file path=word/people.xml><?xml version="1.0" encoding="utf-8"?>
+<w15:people xmlns:wpc="http://schemas.microsoft.com/office/word/2010/wordprocessingCanvas" xmlns:cx="http://schemas.microsoft.com/office/drawing/2014/chartex" xmlns:cx1="http://schemas.microsoft.com/office/drawing/2015/9/8/chartex" xmlns:cx2="http://schemas.microsoft.com/office/drawing/2015/10/21/chartex" xmlns:cx3="http://schemas.microsoft.com/office/drawing/2016/5/9/chartex" xmlns:cx4="http://schemas.microsoft.com/office/drawing/2016/5/10/chartex" xmlns:cx5="http://schemas.microsoft.com/office/drawing/2016/5/11/chartex" xmlns:cx6="http://schemas.microsoft.com/office/drawing/2016/5/12/chartex" xmlns:cx7="http://schemas.microsoft.com/office/drawing/2016/5/13/chartex" xmlns:cx8="http://schemas.microsoft.com/office/drawing/2016/5/14/chartex" xmlns:mc="http://schemas.openxmlformats.org/markup-compatibility/2006" xmlns:aink="http://schemas.microsoft.com/office/drawing/2016/ink" xmlns:am3d="http://schemas.microsoft.com/office/drawing/2017/model3d" xmlns:o="urn:schemas-microsoft-com:office:office" xmlns:r="http://schemas.openxmlformats.org/officeDocument/2006/relationships" xmlns:m="http://schemas.openxmlformats.org/officeDocument/2006/math" xmlns:v="urn:schemas-microsoft-com:vml" xmlns:wp14="http://schemas.microsoft.com/office/word/2010/wordprocessingDrawing" xmlns:wp="http://schemas.openxmlformats.org/drawingml/2006/wordprocessingDrawing" xmlns:w10="urn:schemas-microsoft-com:office:word" xmlns:w="http://schemas.openxmlformats.org/wordprocessingml/2006/main" xmlns:w14="http://schemas.microsoft.com/office/word/2010/wordml" xmlns:w15="http://schemas.microsoft.com/office/word/2012/wordml" xmlns:w16cex="http://schemas.microsoft.com/office/word/2018/wordml/cex" xmlns:w16cid="http://schemas.microsoft.com/office/word/2016/wordml/cid" xmlns:w16="http://schemas.microsoft.com/office/word/2018/wordml" xmlns:w16sdtdh="http://schemas.microsoft.com/office/word/2020/wordml/sdtdatahash" xmlns:w16se="http://schemas.microsoft.com/office/word/2015/wordml/symex" xmlns:wpg="http://schemas.microsoft.com/office/word/2010/wordprocessingGroup" xmlns:wpi="http://schemas.microsoft.com/office/word/2010/wordprocessingInk" xmlns:wne="http://schemas.microsoft.com/office/word/2006/wordml" xmlns:wps="http://schemas.microsoft.com/office/word/2010/wordprocessingShape" mc:Ignorable="w14 w15 w16se w16cid w16 w16cex w16sdtdh wp14">
+  <w15:person w15:author="Gabriel Manosalvas">
+    <w15:presenceInfo w15:providerId="Windows Live" w15:userId="8e6a5554e2109eaa"/>
+  </w15:person>
+</w15:people>
 </file>
 
 <file path=word/styles.xml><?xml version="1.0" encoding="utf-8"?>
@@ -7361,6 +7347,71 @@
       <w:u w:val="single"/>
     </w:rPr>
   </w:style>
+  <w:style w:type="character" w:styleId="Refdecomentario">
+    <w:name w:val="annotation reference"/>
+    <w:basedOn w:val="Fuentedeprrafopredeter"/>
+    <w:uiPriority w:val="99"/>
+    <w:semiHidden/>
+    <w:unhideWhenUsed/>
+    <w:rsid w:val="00E43E24"/>
+    <w:rPr>
+      <w:sz w:val="16"/>
+      <w:szCs w:val="16"/>
+    </w:rPr>
+  </w:style>
+  <w:style w:type="paragraph" w:styleId="Textocomentario">
+    <w:name w:val="annotation text"/>
+    <w:basedOn w:val="Normal"/>
+    <w:link w:val="TextocomentarioCar"/>
+    <w:uiPriority w:val="99"/>
+    <w:semiHidden/>
+    <w:unhideWhenUsed/>
+    <w:rsid w:val="00E43E24"/>
+    <w:rPr>
+      <w:sz w:val="20"/>
+      <w:szCs w:val="20"/>
+    </w:rPr>
+  </w:style>
+  <w:style w:type="character" w:customStyle="1" w:styleId="TextocomentarioCar">
+    <w:name w:val="Texto comentario Car"/>
+    <w:basedOn w:val="Fuentedeprrafopredeter"/>
+    <w:link w:val="Textocomentario"/>
+    <w:uiPriority w:val="99"/>
+    <w:semiHidden/>
+    <w:rsid w:val="00E43E24"/>
+    <w:rPr>
+      <w:sz w:val="20"/>
+      <w:szCs w:val="20"/>
+    </w:rPr>
+  </w:style>
+  <w:style w:type="paragraph" w:styleId="Asuntodelcomentario">
+    <w:name w:val="annotation subject"/>
+    <w:basedOn w:val="Textocomentario"/>
+    <w:next w:val="Textocomentario"/>
+    <w:link w:val="AsuntodelcomentarioCar"/>
+    <w:uiPriority w:val="99"/>
+    <w:semiHidden/>
+    <w:unhideWhenUsed/>
+    <w:rsid w:val="00E43E24"/>
+    <w:rPr>
+      <w:b/>
+      <w:bCs/>
+    </w:rPr>
+  </w:style>
+  <w:style w:type="character" w:customStyle="1" w:styleId="AsuntodelcomentarioCar">
+    <w:name w:val="Asunto del comentario Car"/>
+    <w:basedOn w:val="TextocomentarioCar"/>
+    <w:link w:val="Asuntodelcomentario"/>
+    <w:uiPriority w:val="99"/>
+    <w:semiHidden/>
+    <w:rsid w:val="00E43E24"/>
+    <w:rPr>
+      <w:b/>
+      <w:bCs/>
+      <w:sz w:val="20"/>
+      <w:szCs w:val="20"/>
+    </w:rPr>
+  </w:style>
 </w:styles>
 </file>
 
